--- a/Шумов Д Введение КП.docx
+++ b/Шумов Д Введение КП.docx
@@ -25,8 +25,7 @@
     <w:p>
       <w:pPr>
         <w:pStyle w:val="x1yc453h"/>
-        <w:spacing w:before="0" w:after="0" w:line="360" w:lineRule="auto"/>
-        <w:ind w:firstLine="709"/>
+        <w:spacing w:before="0" w:line="360" w:lineRule="auto"/>
         <w:contextualSpacing/>
         <w:jc w:val="both"/>
         <w:rPr>
@@ -39,14 +38,13 @@
           <w:sz w:val="28"/>
           <w:szCs w:val="28"/>
         </w:rPr>
-        <w:t>В настоящее время цифровые технологии активно применяются в сфере образования. Электронный учёт успеваемости, централизованное хранение данных о студентах и автоматизированный контроль выполнения учебных работ становятся важной частью организации учебного процесса. Использование информационных систем позволяет упростить доступ к сведениям об успеваемости, организовать взаимодействие преподавателей и студентов, а также автоматизировать выполнение отдельных учётных задач.</w:t>
+        <w:t>В настоящее время цифровые технологии активно применяются в сфере образования. Электронный учёт успеваемости, централизованное хранение данных о студентах и автоматизированный контроль выполнения учебных работ становятся важной частью организации учебного процесса. Использование информационных систем позволяет упростить доступ к сведениям об успеваемости и сделать работу с ними более наглядной.</w:t>
       </w:r>
     </w:p>
     <w:p>
       <w:pPr>
         <w:pStyle w:val="x1yc453h"/>
-        <w:spacing w:before="0" w:after="0" w:line="360" w:lineRule="auto"/>
-        <w:ind w:firstLine="709"/>
+        <w:spacing w:before="0" w:line="360" w:lineRule="auto"/>
         <w:contextualSpacing/>
         <w:jc w:val="both"/>
         <w:rPr>
@@ -59,14 +57,13 @@
           <w:sz w:val="28"/>
           <w:szCs w:val="28"/>
         </w:rPr>
-        <w:t>Одним из решений данной задачи является система учёта задолженностей студентов. Она позволяет объединить в одной системе данные о студентах, учебных курсах, курсовых работах, лекционных и лабораторных занятиях, а также отметки о том, выполнил ли студент соответствующую работу. При отсутствии единой системы сведения о задолженностях могут храниться в разных местах, а проверка выполнения заданий и формирование отчётности требуют дополнительных временных затрат со стороны преподавателя.</w:t>
+        <w:t>Одним из решений данной задачи является десктопное приложение для визуализации данных о задолженностях студентов. Преподаватель, как и прежде, ведёт учёт успеваемости в Excel-файле, однако при помощи приложения он может быстро и наглядно показать студенту его текущее состояние: какие работы выполнены, какие остаются задолженностями, какова статистика по группе. При отсутствии такого инструмента преподавателю приходится вручную искать нужные строки в таблице, что затрудняет объяснение и снижает наглядность.</w:t>
       </w:r>
     </w:p>
     <w:p>
       <w:pPr>
         <w:pStyle w:val="x1yc453h"/>
-        <w:spacing w:before="0" w:after="0" w:line="360" w:lineRule="auto"/>
-        <w:ind w:firstLine="709"/>
+        <w:spacing w:before="0" w:line="360" w:lineRule="auto"/>
         <w:contextualSpacing/>
         <w:jc w:val="both"/>
         <w:rPr>
@@ -79,14 +76,13 @@
           <w:sz w:val="28"/>
           <w:szCs w:val="28"/>
         </w:rPr>
-        <w:t>Актуальность разработки системы учёта задолженностей связана с необходимостью автоматизации контроля успеваемости и повышения удобства работы с данными о студентах. Такая система особенно полезна для преподавателей, поскольку позволяет быстро получать информацию о том, какие работы студент выполнил, а какие остаются задолженностями. Для студентов использование системы упрощает понимание текущего состояния по курсу и позволяет своевременно закрывать задолженности.</w:t>
+        <w:t>Актуальность разработки приложения связана с необходимостью повышения наглядности данных об успеваемости при сохранении привычного для преподавателя формата работы с Excel. Такое решение особенно полезно при проведении консультаций и бесед со студентами, поскольку позволяет быстро продемонстрировать текущую картину успеваемости без ручного поиска и подсчётов.</w:t>
       </w:r>
     </w:p>
     <w:p>
       <w:pPr>
         <w:pStyle w:val="x1yc453h"/>
-        <w:spacing w:before="0" w:after="0" w:line="360" w:lineRule="auto"/>
-        <w:ind w:firstLine="709"/>
+        <w:spacing w:before="0" w:line="360" w:lineRule="auto"/>
         <w:contextualSpacing/>
         <w:jc w:val="both"/>
         <w:rPr>
@@ -99,14 +95,13 @@
           <w:sz w:val="28"/>
           <w:szCs w:val="28"/>
         </w:rPr>
-        <w:t>Таким образом, разработка системы учёта задолженностей студентов является актуальной задачей, позволяющей повысить удобство организации учебного процесса и сократить объём ручной работы.</w:t>
+        <w:t>Таким образом, разработка приложения для визуализации данных о задолженностях студентов является актуальной задачей, позволяющей повысить удобство представления учебной информации и сократить объём ручной работы преподавателя при её демонстрации.</w:t>
       </w:r>
     </w:p>
     <w:p>
       <w:pPr>
         <w:pStyle w:val="x1yc453h"/>
-        <w:spacing w:before="0" w:after="0" w:line="360" w:lineRule="auto"/>
-        <w:ind w:firstLine="709"/>
+        <w:spacing w:before="0" w:line="360" w:lineRule="auto"/>
         <w:contextualSpacing/>
         <w:jc w:val="both"/>
         <w:rPr>
@@ -116,17 +111,25 @@
       </w:pPr>
       <w:r>
         <w:rPr>
-          <w:sz w:val="28"/>
-          <w:szCs w:val="28"/>
-        </w:rPr>
-        <w:t>Объектом курсовой работы является процесс учёта успеваемости и задолженностей студентов с использованием информационных технологий.</w:t>
+          <w:b/>
+          <w:bCs/>
+          <w:sz w:val="28"/>
+          <w:szCs w:val="28"/>
+        </w:rPr>
+        <w:t>Объектом</w:t>
+      </w:r>
+      <w:r>
+        <w:rPr>
+          <w:sz w:val="28"/>
+          <w:szCs w:val="28"/>
+        </w:rPr>
+        <w:t xml:space="preserve"> курсовой работы является процесс представления и анализа данных об успеваемости и задолженностях студентов.</w:t>
       </w:r>
     </w:p>
     <w:p>
       <w:pPr>
         <w:pStyle w:val="x1yc453h"/>
-        <w:spacing w:before="0" w:after="0" w:line="360" w:lineRule="auto"/>
-        <w:ind w:firstLine="709"/>
+        <w:spacing w:before="0" w:line="360" w:lineRule="auto"/>
         <w:contextualSpacing/>
         <w:jc w:val="both"/>
         <w:rPr>
@@ -136,38 +139,54 @@
       </w:pPr>
       <w:r>
         <w:rPr>
+          <w:b/>
+          <w:bCs/>
+          <w:sz w:val="28"/>
+          <w:szCs w:val="28"/>
+        </w:rPr>
+        <w:t>Предметом</w:t>
+      </w:r>
+      <w:r>
+        <w:rPr>
+          <w:sz w:val="28"/>
+          <w:szCs w:val="28"/>
+        </w:rPr>
+        <w:t xml:space="preserve"> курсовой работы являются программные средства визуализации данных о задолженностях студентов на основе Excel-файлов.</w:t>
+      </w:r>
+    </w:p>
+    <w:p>
+      <w:pPr>
+        <w:pStyle w:val="x1yc453h"/>
+        <w:spacing w:before="0" w:line="360" w:lineRule="auto"/>
+        <w:contextualSpacing/>
+        <w:jc w:val="both"/>
+        <w:rPr>
+          <w:sz w:val="28"/>
+          <w:szCs w:val="28"/>
+        </w:rPr>
+      </w:pPr>
+      <w:r>
+        <w:rPr>
+          <w:b/>
+          <w:bCs/>
           <w:sz w:val="28"/>
           <w:szCs w:val="28"/>
         </w:rPr>
         <w:lastRenderedPageBreak/>
-        <w:t>Предметом курсовой работы являются программные средства автоматизации учёта студентов, учебных курсов, выполненных и невыполненных работ, а также формирования отчётности.</w:t>
+        <w:t>Целью</w:t>
+      </w:r>
+      <w:r>
+        <w:rPr>
+          <w:sz w:val="28"/>
+          <w:szCs w:val="28"/>
+        </w:rPr>
+        <w:t xml:space="preserve"> курсовой работы является разработка десктопного приложения на языке Python для импорта Excel-файла с данными об успеваемости и наглядной визуализации информации о задолженностях студентов.</w:t>
       </w:r>
     </w:p>
     <w:p>
       <w:pPr>
         <w:pStyle w:val="x1yc453h"/>
-        <w:spacing w:before="0" w:after="0" w:line="360" w:lineRule="auto"/>
-        <w:ind w:firstLine="709"/>
-        <w:contextualSpacing/>
-        <w:jc w:val="both"/>
-        <w:rPr>
-          <w:sz w:val="28"/>
-          <w:szCs w:val="28"/>
-        </w:rPr>
-      </w:pPr>
-      <w:r>
-        <w:rPr>
-          <w:sz w:val="28"/>
-          <w:szCs w:val="28"/>
-        </w:rPr>
-        <w:t>Целью курсовой работы является разработка системы учёта задолженностей студентов для управления данными о студентах, хранения сведений об учебных курсах и работах, контроля их выполнения и формирования статистики.</w:t>
-      </w:r>
-    </w:p>
-    <w:p>
-      <w:pPr>
-        <w:pStyle w:val="x1yc453h"/>
-        <w:spacing w:before="0" w:after="0" w:line="360" w:lineRule="auto"/>
-        <w:ind w:firstLine="709"/>
+        <w:spacing w:before="0" w:line="360" w:lineRule="auto"/>
         <w:contextualSpacing/>
         <w:jc w:val="both"/>
         <w:rPr>
@@ -188,7 +207,7 @@
         <w:pStyle w:val="x1yc453h"/>
         <w:numPr>
           <w:ilvl w:val="0"/>
-          <w:numId w:val="6"/>
+          <w:numId w:val="7"/>
         </w:numPr>
         <w:spacing w:line="360" w:lineRule="auto"/>
         <w:contextualSpacing/>
@@ -203,7 +222,7 @@
           <w:sz w:val="28"/>
           <w:szCs w:val="28"/>
         </w:rPr>
-        <w:t>Изучить особенности организации учёта успеваемости студентов и его автоматизации.</w:t>
+        <w:t>Изучить особенности организации учёта успеваемости студентов и форматы его ведения в Excel.</w:t>
       </w:r>
     </w:p>
     <w:p>
@@ -211,7 +230,7 @@
         <w:pStyle w:val="x1yc453h"/>
         <w:numPr>
           <w:ilvl w:val="0"/>
-          <w:numId w:val="6"/>
+          <w:numId w:val="7"/>
         </w:numPr>
         <w:spacing w:line="360" w:lineRule="auto"/>
         <w:contextualSpacing/>
@@ -226,7 +245,7 @@
           <w:sz w:val="28"/>
           <w:szCs w:val="28"/>
         </w:rPr>
-        <w:t>Определить требования к разрабатываемой системе.</w:t>
+        <w:t>Определить требования к разрабатываемому приложению.</w:t>
       </w:r>
     </w:p>
     <w:p>
@@ -234,7 +253,7 @@
         <w:pStyle w:val="x1yc453h"/>
         <w:numPr>
           <w:ilvl w:val="0"/>
-          <w:numId w:val="6"/>
+          <w:numId w:val="7"/>
         </w:numPr>
         <w:spacing w:line="360" w:lineRule="auto"/>
         <w:contextualSpacing/>
@@ -249,7 +268,7 @@
           <w:sz w:val="28"/>
           <w:szCs w:val="28"/>
         </w:rPr>
-        <w:t>Спроектировать структуру системы учёта задолженностей и базы данных.</w:t>
+        <w:t>Спроектировать структуру приложения и схему обработки импортируемых данных.</w:t>
       </w:r>
     </w:p>
     <w:p>
@@ -257,7 +276,7 @@
         <w:pStyle w:val="x1yc453h"/>
         <w:numPr>
           <w:ilvl w:val="0"/>
-          <w:numId w:val="6"/>
+          <w:numId w:val="7"/>
         </w:numPr>
         <w:spacing w:line="360" w:lineRule="auto"/>
         <w:contextualSpacing/>
@@ -272,7 +291,7 @@
           <w:sz w:val="28"/>
           <w:szCs w:val="28"/>
         </w:rPr>
-        <w:t>Разработать программное приложение.</w:t>
+        <w:t>Разработать программное приложение на языке Python.</w:t>
       </w:r>
     </w:p>
     <w:p>
@@ -280,7 +299,7 @@
         <w:pStyle w:val="x1yc453h"/>
         <w:numPr>
           <w:ilvl w:val="0"/>
-          <w:numId w:val="6"/>
+          <w:numId w:val="7"/>
         </w:numPr>
         <w:spacing w:line="360" w:lineRule="auto"/>
         <w:contextualSpacing/>
@@ -295,7 +314,7 @@
           <w:sz w:val="28"/>
           <w:szCs w:val="28"/>
         </w:rPr>
-        <w:t>Реализовать функции управления студентами и учебными курсами.</w:t>
+        <w:t>Реализовать импорт данных из Excel-файла.</w:t>
       </w:r>
     </w:p>
     <w:p>
@@ -303,7 +322,7 @@
         <w:pStyle w:val="x1yc453h"/>
         <w:numPr>
           <w:ilvl w:val="0"/>
-          <w:numId w:val="6"/>
+          <w:numId w:val="7"/>
         </w:numPr>
         <w:spacing w:line="360" w:lineRule="auto"/>
         <w:contextualSpacing/>
@@ -318,7 +337,7 @@
           <w:sz w:val="28"/>
           <w:szCs w:val="28"/>
         </w:rPr>
-        <w:t>Реализовать учёт курсовых, лекционных и лабораторных работ с отметкой об их выполнении.</w:t>
+        <w:t>Реализовать визуализацию данных о выполнении работ и задолженностях по студенту и по группе.</w:t>
       </w:r>
     </w:p>
     <w:p>
@@ -326,7 +345,7 @@
         <w:pStyle w:val="x1yc453h"/>
         <w:numPr>
           <w:ilvl w:val="0"/>
-          <w:numId w:val="6"/>
+          <w:numId w:val="7"/>
         </w:numPr>
         <w:spacing w:line="360" w:lineRule="auto"/>
         <w:contextualSpacing/>
@@ -341,17 +360,13 @@
           <w:sz w:val="28"/>
           <w:szCs w:val="28"/>
         </w:rPr>
-        <w:t>Реализовать формирование PDF-отчётов со статистикой по группе и по отдельному студенту.</w:t>
+        <w:t>Провести тестирование разработанного программного продукта.</w:t>
       </w:r>
     </w:p>
     <w:p>
       <w:pPr>
         <w:pStyle w:val="x1yc453h"/>
-        <w:numPr>
-          <w:ilvl w:val="0"/>
-          <w:numId w:val="6"/>
-        </w:numPr>
-        <w:spacing w:line="360" w:lineRule="auto"/>
+        <w:spacing w:before="0" w:line="360" w:lineRule="auto"/>
         <w:contextualSpacing/>
         <w:jc w:val="both"/>
         <w:rPr>
@@ -364,33 +379,14 @@
           <w:sz w:val="28"/>
           <w:szCs w:val="28"/>
         </w:rPr>
-        <w:t>Провести тестирование разработанного программного продукта.</w:t>
-      </w:r>
-    </w:p>
-    <w:p>
-      <w:pPr>
-        <w:pStyle w:val="x1yc453h"/>
-        <w:spacing w:before="0" w:after="0" w:line="360" w:lineRule="auto"/>
-        <w:ind w:firstLine="709"/>
-        <w:contextualSpacing/>
-        <w:jc w:val="both"/>
-        <w:rPr>
-          <w:sz w:val="28"/>
-          <w:szCs w:val="28"/>
-        </w:rPr>
-      </w:pPr>
-      <w:r>
-        <w:rPr>
-          <w:sz w:val="28"/>
-          <w:szCs w:val="28"/>
-        </w:rPr>
-        <w:t xml:space="preserve">Для разработки системы учёта задолженностей используются следующие программные средства: </w:t>
-      </w:r>
-      <w:r>
-        <w:rPr>
-          <w:sz w:val="28"/>
-          <w:szCs w:val="28"/>
-          <w:lang w:val="en-US"/>
+        <w:t xml:space="preserve">Для разработки приложения используются следующие программные средства: </w:t>
+      </w:r>
+      <w:r>
+        <w:rPr>
+          <w:b/>
+          <w:bCs/>
+          <w:sz w:val="28"/>
+          <w:szCs w:val="28"/>
         </w:rPr>
         <w:t>Python</w:t>
       </w:r>
@@ -399,12 +395,62 @@
           <w:sz w:val="28"/>
           <w:szCs w:val="28"/>
         </w:rPr>
-        <w:t xml:space="preserve"> — для реализации серверной части и бизнес-логики приложения; PostgreSQL — для хранения и обработки данных; </w:t>
+        <w:t xml:space="preserve"> — для реализации логики приложения и обработки данных; </w:t>
+      </w:r>
+      <w:r>
+        <w:rPr>
+          <w:b/>
+          <w:bCs/>
+          <w:sz w:val="28"/>
+          <w:szCs w:val="28"/>
+        </w:rPr>
+        <w:t>библиотеки для работы с Excel</w:t>
+      </w:r>
+      <w:r>
+        <w:rPr>
+          <w:sz w:val="28"/>
+          <w:szCs w:val="28"/>
+        </w:rPr>
+        <w:t xml:space="preserve"> (например, openpyxl, pandas) — для чтения таблиц; </w:t>
+      </w:r>
+      <w:r>
+        <w:rPr>
+          <w:b/>
+          <w:bCs/>
+          <w:sz w:val="28"/>
+          <w:szCs w:val="28"/>
+        </w:rPr>
+        <w:t>библиотеки для визуализации</w:t>
+      </w:r>
+      <w:r>
+        <w:rPr>
+          <w:sz w:val="28"/>
+          <w:szCs w:val="28"/>
+        </w:rPr>
+        <w:t xml:space="preserve"> (например, matplotlib) — для построения диаграмм; </w:t>
+      </w:r>
+      <w:r>
+        <w:rPr>
+          <w:b/>
+          <w:bCs/>
+          <w:sz w:val="28"/>
+          <w:szCs w:val="28"/>
+        </w:rPr>
+        <w:t>библиотека для создания графического интерфейса</w:t>
+      </w:r>
+      <w:r>
+        <w:rPr>
+          <w:sz w:val="28"/>
+          <w:szCs w:val="28"/>
+        </w:rPr>
+        <w:t xml:space="preserve"> (например, Tkinter) — для реализации десктопного окна; </w:t>
       </w:r>
       <w:hyperlink r:id="rId5" w:tgtFrame="_blank" w:history="1">
         <w:r>
           <w:rPr>
             <w:rStyle w:val="a4"/>
+            <w:b/>
+            <w:bCs/>
             <w:color w:val="000000" w:themeColor="text1"/>
             <w:sz w:val="28"/>
             <w:szCs w:val="28"/>
@@ -418,42 +464,29 @@
           <w:sz w:val="28"/>
           <w:szCs w:val="28"/>
         </w:rPr>
-        <w:t xml:space="preserve"> — для проектирования предметной области и построения схем; Microsoft Word — для подготовки документации и оформления курсовой работы.</w:t>
-      </w:r>
-    </w:p>
-    <w:p>
-      <w:pPr>
-        <w:pStyle w:val="x1yc453h"/>
-        <w:spacing w:before="0" w:after="0" w:line="360" w:lineRule="auto"/>
-        <w:ind w:firstLine="709"/>
-        <w:contextualSpacing/>
-        <w:jc w:val="both"/>
-        <w:rPr>
-          <w:sz w:val="28"/>
-          <w:szCs w:val="28"/>
-        </w:rPr>
-      </w:pPr>
-      <w:r>
-        <w:rPr>
-          <w:sz w:val="28"/>
-          <w:szCs w:val="28"/>
-        </w:rPr>
-        <w:t xml:space="preserve">Разрабатываемая система предусматривает работу пользователей с учётом их ролей. Преподаватель сможет добавлять и редактировать данные о студентах, создавать учебные курсы, указывать курсовые, лекционные и </w:t>
-      </w:r>
-      <w:r>
-        <w:rPr>
-          <w:sz w:val="28"/>
-          <w:szCs w:val="28"/>
-        </w:rPr>
-        <w:lastRenderedPageBreak/>
-        <w:t>лабораторные работы, отмечать их выполнение и просматривать статистику. Студент сможет просматривать информацию о своих работах и текущих задолженностях.</w:t>
+        <w:t xml:space="preserve"> — для проектирования структуры приложения; </w:t>
+      </w:r>
+      <w:r>
+        <w:rPr>
+          <w:b/>
+          <w:bCs/>
+          <w:sz w:val="28"/>
+          <w:szCs w:val="28"/>
+        </w:rPr>
+        <w:t>Microsoft Word</w:t>
+      </w:r>
+      <w:r>
+        <w:rPr>
+          <w:sz w:val="28"/>
+          <w:szCs w:val="28"/>
+        </w:rPr>
+        <w:t xml:space="preserve"> — для подготовки документации и оформления курсовой работы.</w:t>
       </w:r>
     </w:p>
     <w:p>
       <w:pPr>
         <w:pStyle w:val="x1yc453h"/>
         <w:spacing w:before="0" w:line="360" w:lineRule="auto"/>
-        <w:ind w:firstLine="709"/>
         <w:contextualSpacing/>
         <w:jc w:val="both"/>
         <w:rPr>
@@ -466,23 +499,7 @@
           <w:sz w:val="28"/>
           <w:szCs w:val="28"/>
         </w:rPr>
-        <w:t>Практическая значимость работы заключается в создании программного продукта, который позволяет централизовать данные о задолженностях студентов, упростить доступ к ним и автоматизировать формирование отчётности. Разработанная система может использоваться как основа для дальнейшего расширения функциональности системы учёта успеваемости.</w:t>
-      </w:r>
-    </w:p>
-    <w:p>
-      <w:pPr>
-        <w:pStyle w:val="2"/>
-        <w:rPr>
-          <w:sz w:val="28"/>
-          <w:szCs w:val="28"/>
-        </w:rPr>
-      </w:pPr>
-      <w:r>
-        <w:rPr>
-          <w:sz w:val="28"/>
-          <w:szCs w:val="28"/>
-        </w:rPr>
-        <w:t>1.1 Назначение разработки</w:t>
+        <w:t>Разрабатываемое приложение предусматривает работу пользователя (преподавателя) со следующим сценарием: при запуске приложение предлагает выбрать Excel-файл с данными об успеваемости; после загрузки файла данные обрабатываются и отображаются в наглядном виде — списки студентов, статусы выполнения работ, диаграммы и сводная статистика по группе и по отдельному студенту.</w:t>
       </w:r>
     </w:p>
     <w:p>
@@ -501,47 +518,15 @@
           <w:sz w:val="28"/>
           <w:szCs w:val="28"/>
         </w:rPr>
-        <w:t>Разрабатываемые программные модули предназначены для:</w:t>
-      </w:r>
-      <w:r>
-        <w:rPr>
-          <w:sz w:val="28"/>
-          <w:szCs w:val="28"/>
-        </w:rPr>
-        <w:br/>
-        <w:t>• Управления данными о студентах и их учебных задолженностях;</w:t>
-      </w:r>
-      <w:r>
-        <w:rPr>
-          <w:sz w:val="28"/>
-          <w:szCs w:val="28"/>
-        </w:rPr>
-        <w:br/>
-        <w:t>• Реализации учёта учебных курсов, курсовых, лекционных и лабораторных работ;</w:t>
-      </w:r>
-      <w:r>
-        <w:rPr>
-          <w:sz w:val="28"/>
-          <w:szCs w:val="28"/>
-        </w:rPr>
-        <w:br/>
-        <w:t>• Организации отметок о выполнении или невыполнении работ студентами;</w:t>
-      </w:r>
-      <w:r>
-        <w:rPr>
-          <w:sz w:val="28"/>
-          <w:szCs w:val="28"/>
-        </w:rPr>
-        <w:br/>
-        <w:t>• Обработки пользовательского ввода и событий системы;</w:t>
-      </w:r>
-      <w:r>
-        <w:rPr>
-          <w:sz w:val="28"/>
-          <w:szCs w:val="28"/>
-        </w:rPr>
-        <w:br/>
-        <w:t>• Формирования PDF-отчётов со статистикой по группе и по отдельному студенту.</w:t>
+        <w:t xml:space="preserve">Практическая значимость работы заключается в создании программного продукта, который позволяет наглядно представить данные о задолженностях </w:t>
+      </w:r>
+      <w:r>
+        <w:rPr>
+          <w:sz w:val="28"/>
+          <w:szCs w:val="28"/>
+        </w:rPr>
+        <w:lastRenderedPageBreak/>
+        <w:t>студентов, упростить их демонстрацию при работе со студентами и снизить затраты времени преподавателя на подготовку такой информации. Разработанное приложение может использоваться как основа для дальнейшего расширения функциональности.</w:t>
       </w:r>
     </w:p>
     <w:p>
@@ -549,18 +534,19 @@
         <w:pStyle w:val="x1yc453h"/>
         <w:spacing w:before="0" w:line="360" w:lineRule="auto"/>
         <w:contextualSpacing/>
-        <w:jc w:val="both"/>
-        <w:rPr>
-          <w:sz w:val="28"/>
-          <w:szCs w:val="28"/>
-        </w:rPr>
-      </w:pPr>
-      <w:r>
-        <w:rPr>
-          <w:sz w:val="28"/>
-          <w:szCs w:val="28"/>
-        </w:rPr>
-        <w:t>Эксплуатационное назначение — интеграция в учебный процесс образовательных учреждений для автоматизации контроля успеваемости и задолженностей. Модули ориентированы на преподавателей и сотрудников учебного офиса, а также могут использоваться студентами для просмотра своего текущего состояния по курсам. Система может применяться на платформах ПК и в веб-среде.</w:t>
+        <w:rPr>
+          <w:sz w:val="28"/>
+          <w:szCs w:val="28"/>
+        </w:rPr>
+      </w:pPr>
+      <w:r>
+        <w:rPr>
+          <w:b/>
+          <w:bCs/>
+          <w:sz w:val="28"/>
+          <w:szCs w:val="28"/>
+        </w:rPr>
+        <w:t>1.1 Назначение разработки</w:t>
       </w:r>
     </w:p>
     <w:p>
@@ -568,29 +554,57 @@
         <w:pStyle w:val="x1yc453h"/>
         <w:spacing w:before="0" w:line="360" w:lineRule="auto"/>
         <w:contextualSpacing/>
-        <w:jc w:val="both"/>
-        <w:rPr>
-          <w:sz w:val="28"/>
-          <w:szCs w:val="28"/>
-        </w:rPr>
-      </w:pPr>
-      <w:r>
-        <w:rPr>
-          <w:b/>
-          <w:bCs/>
-          <w:sz w:val="28"/>
-          <w:szCs w:val="28"/>
-        </w:rPr>
-        <w:t>1.2</w:t>
-      </w:r>
-      <w:r>
-        <w:rPr>
-          <w:b/>
-          <w:bCs/>
-          <w:sz w:val="28"/>
-          <w:szCs w:val="28"/>
-        </w:rPr>
-        <w:t xml:space="preserve"> Требования к функциональным характеристикам</w:t>
+        <w:rPr>
+          <w:sz w:val="28"/>
+          <w:szCs w:val="28"/>
+        </w:rPr>
+      </w:pPr>
+      <w:r>
+        <w:rPr>
+          <w:sz w:val="28"/>
+          <w:szCs w:val="28"/>
+        </w:rPr>
+        <w:t>Разрабатываемое приложение предназначено для:</w:t>
+      </w:r>
+      <w:r>
+        <w:rPr>
+          <w:sz w:val="28"/>
+          <w:szCs w:val="28"/>
+        </w:rPr>
+        <w:br/>
+        <w:t>• Импорта данных об успеваемости студентов из Excel-файла;</w:t>
+      </w:r>
+      <w:r>
+        <w:rPr>
+          <w:sz w:val="28"/>
+          <w:szCs w:val="28"/>
+        </w:rPr>
+        <w:br/>
+        <w:t>• Обработки и структурирования импортированных данных;</w:t>
+      </w:r>
+      <w:r>
+        <w:rPr>
+          <w:sz w:val="28"/>
+          <w:szCs w:val="28"/>
+        </w:rPr>
+        <w:br/>
+        <w:t>• Наглядной визуализации информации о выполнении работ и задолженностях;</w:t>
+      </w:r>
+      <w:r>
+        <w:rPr>
+          <w:sz w:val="28"/>
+          <w:szCs w:val="28"/>
+        </w:rPr>
+        <w:br/>
+        <w:t>• Отображения сводной статистики по группе и по отдельному студенту;</w:t>
+      </w:r>
+      <w:r>
+        <w:rPr>
+          <w:sz w:val="28"/>
+          <w:szCs w:val="28"/>
+        </w:rPr>
+        <w:br/>
+        <w:t>• Представления данных в удобном для демонстрации студентам виде.</w:t>
       </w:r>
     </w:p>
     <w:p>
@@ -605,76 +619,10 @@
       </w:pPr>
       <w:r>
         <w:rPr>
-          <w:b/>
-          <w:bCs/>
-          <w:sz w:val="28"/>
-          <w:szCs w:val="28"/>
-        </w:rPr>
-        <w:t>1.2.1</w:t>
-      </w:r>
-      <w:r>
-        <w:rPr>
-          <w:b/>
-          <w:bCs/>
-          <w:sz w:val="28"/>
-          <w:szCs w:val="28"/>
-        </w:rPr>
-        <w:t xml:space="preserve"> Требования к составу выполняемых функций:</w:t>
-      </w:r>
-      <w:r>
-        <w:rPr>
-          <w:sz w:val="28"/>
-          <w:szCs w:val="28"/>
-        </w:rPr>
-        <w:br/>
-        <w:t>• CRUD-операции над студентами (добавление, просмотр, редактирование, удаление).</w:t>
-      </w:r>
-      <w:r>
-        <w:rPr>
-          <w:sz w:val="28"/>
-          <w:szCs w:val="28"/>
-        </w:rPr>
-        <w:br/>
-        <w:t>• Учёт учебных курсов, а также курсовых, лекционных и лабораторных работ.</w:t>
-      </w:r>
-      <w:r>
-        <w:rPr>
-          <w:sz w:val="28"/>
-          <w:szCs w:val="28"/>
-        </w:rPr>
-        <w:br/>
-      </w:r>
-      <w:r>
-        <w:rPr>
-          <w:sz w:val="28"/>
-          <w:szCs w:val="28"/>
-        </w:rPr>
-        <w:lastRenderedPageBreak/>
-        <w:t>• Отметка выполнения работ студентом (выполнено / не выполнено).</w:t>
-      </w:r>
-      <w:r>
-        <w:rPr>
-          <w:sz w:val="28"/>
-          <w:szCs w:val="28"/>
-        </w:rPr>
-        <w:br/>
-        <w:t>• Формирование списка задолженностей по студенту и по группе.</w:t>
-      </w:r>
-      <w:r>
-        <w:rPr>
-          <w:sz w:val="28"/>
-          <w:szCs w:val="28"/>
-        </w:rPr>
-        <w:br/>
-        <w:t>• Формирование PDF-отчётов со статистикой по группе и по отдельному студенту.</w:t>
-      </w:r>
-      <w:r>
-        <w:rPr>
-          <w:sz w:val="28"/>
-          <w:szCs w:val="28"/>
-        </w:rPr>
-        <w:br/>
-        <w:t>• Обработка пользовательских команд через графический интерфейс.</w:t>
+          <w:sz w:val="28"/>
+          <w:szCs w:val="28"/>
+        </w:rPr>
+        <w:t>Эксплуатационное назначение — использование преподавателем при проведении консультаций, бесед и иных форм работы со студентами для наглядного отображения текущей успеваемости и задолженностей. Приложение ориентировано на преподавателей и сотрудников учебного офиса. Система может применяться на платформах ПК.</w:t>
       </w:r>
     </w:p>
     <w:p>
@@ -694,24 +642,7 @@
           <w:sz w:val="28"/>
           <w:szCs w:val="28"/>
         </w:rPr>
-        <w:t xml:space="preserve">1.2.2 </w:t>
-      </w:r>
-      <w:r>
-        <w:rPr>
-          <w:b/>
-          <w:bCs/>
-          <w:sz w:val="28"/>
-          <w:szCs w:val="28"/>
-        </w:rPr>
-        <w:t>Требования к организации входных данных:</w:t>
-      </w:r>
-      <w:r>
-        <w:rPr>
-          <w:sz w:val="28"/>
-          <w:szCs w:val="28"/>
-        </w:rPr>
-        <w:br/>
-        <w:t>• Входные данные: сведения о студентах (ФИО, группа, идентификаторы), данные о курсах и работах, отметки о выполнении, команды пользователя через интерфейс.</w:t>
+        <w:t>1.2 Требования к функциональным характеристикам</w:t>
       </w:r>
     </w:p>
     <w:p>
@@ -731,32 +662,55 @@
           <w:sz w:val="28"/>
           <w:szCs w:val="28"/>
         </w:rPr>
-        <w:t xml:space="preserve">1.2.3 </w:t>
-      </w:r>
-      <w:r>
-        <w:rPr>
-          <w:b/>
-          <w:bCs/>
-          <w:sz w:val="28"/>
-          <w:szCs w:val="28"/>
-        </w:rPr>
-        <w:t>Требования к организации выходных данных:</w:t>
-      </w:r>
-      <w:r>
-        <w:rPr>
-          <w:sz w:val="28"/>
-          <w:szCs w:val="28"/>
-        </w:rPr>
-        <w:br/>
-        <w:t>• Отображение списка студентов, курсов, работ и статусов их выполнения на экране.</w:t>
-      </w:r>
-      <w:r>
-        <w:rPr>
-          <w:sz w:val="28"/>
-          <w:szCs w:val="28"/>
-        </w:rPr>
-        <w:br/>
-        <w:t>• Формирование PDF-документов со статистикой по группе и по студенту.</w:t>
+        <w:t>1.2.1 Требования к составу выполняемых функций:</w:t>
+      </w:r>
+      <w:r>
+        <w:rPr>
+          <w:sz w:val="28"/>
+          <w:szCs w:val="28"/>
+        </w:rPr>
+        <w:br/>
+        <w:t>• Выбор Excel-файла с данными об успеваемости через диалоговое окно.</w:t>
+      </w:r>
+      <w:r>
+        <w:rPr>
+          <w:sz w:val="28"/>
+          <w:szCs w:val="28"/>
+        </w:rPr>
+        <w:br/>
+        <w:t>• Чтение и разбор структуры Excel-файла.</w:t>
+      </w:r>
+      <w:r>
+        <w:rPr>
+          <w:sz w:val="28"/>
+          <w:szCs w:val="28"/>
+        </w:rPr>
+        <w:br/>
+        <w:t>• Обработка данных о студентах, работах и отметках о выполнении.</w:t>
+      </w:r>
+      <w:r>
+        <w:rPr>
+          <w:sz w:val="28"/>
+          <w:szCs w:val="28"/>
+        </w:rPr>
+        <w:br/>
+        <w:t>• Формирование списка задолженностей по студенту и по группе.</w:t>
+      </w:r>
+      <w:r>
+        <w:rPr>
+          <w:sz w:val="28"/>
+          <w:szCs w:val="28"/>
+        </w:rPr>
+        <w:br/>
+        <w:t>• Визуализация данных в виде таблиц, диаграмм и сводок.</w:t>
+      </w:r>
+      <w:r>
+        <w:rPr>
+          <w:sz w:val="28"/>
+          <w:szCs w:val="28"/>
+        </w:rPr>
+        <w:br/>
+        <w:t>• Отображение статистики по группе и по отдельному студенту.</w:t>
       </w:r>
     </w:p>
     <w:p>
@@ -764,12 +718,28 @@
         <w:pStyle w:val="x1yc453h"/>
         <w:spacing w:before="0" w:line="360" w:lineRule="auto"/>
         <w:contextualSpacing/>
-        <w:jc w:val="both"/>
-        <w:rPr>
-          <w:sz w:val="28"/>
-          <w:szCs w:val="28"/>
-        </w:rPr>
-      </w:pPr>
+        <w:rPr>
+          <w:sz w:val="28"/>
+          <w:szCs w:val="28"/>
+        </w:rPr>
+      </w:pPr>
+      <w:r>
+        <w:rPr>
+          <w:b/>
+          <w:bCs/>
+          <w:sz w:val="28"/>
+          <w:szCs w:val="28"/>
+        </w:rPr>
+        <w:t>1.2.2 Требования к организации входных данных:</w:t>
+      </w:r>
+      <w:r>
+        <w:rPr>
+          <w:sz w:val="28"/>
+          <w:szCs w:val="28"/>
+        </w:rPr>
+        <w:br/>
+        <w:t>• Входные данные: Excel-файл с таблицей успеваемости (ФИО студентов, перечень работ, отметки о выполнении, итоговые баллы).</w:t>
+      </w:r>
     </w:p>
     <w:p>
       <w:pPr>
@@ -788,49 +758,31 @@
           <w:sz w:val="28"/>
           <w:szCs w:val="28"/>
         </w:rPr>
-        <w:t>1.3</w:t>
-      </w:r>
-      <w:r>
-        <w:rPr>
-          <w:b/>
-          <w:bCs/>
-          <w:sz w:val="28"/>
-          <w:szCs w:val="28"/>
-        </w:rPr>
-        <w:t xml:space="preserve"> Требования к надежности</w:t>
-      </w:r>
-      <w:r>
-        <w:rPr>
-          <w:b/>
-          <w:bCs/>
-          <w:sz w:val="28"/>
-          <w:szCs w:val="28"/>
-        </w:rPr>
-        <w:t xml:space="preserve"> и безопасности</w:t>
-      </w:r>
-      <w:r>
-        <w:rPr>
-          <w:sz w:val="28"/>
-          <w:szCs w:val="28"/>
-        </w:rPr>
-        <w:br/>
-        <w:t>• Программный модуль должен корректно обрабатывать исключения при работе с базой данных и пользовательским вводом.</w:t>
-      </w:r>
-      <w:r>
-        <w:rPr>
-          <w:sz w:val="28"/>
-          <w:szCs w:val="28"/>
-        </w:rPr>
-        <w:br/>
-        <w:t>• Система не должна аварийно завершаться при возникновении исключительных ситуаций.</w:t>
-      </w:r>
-      <w:r>
-        <w:rPr>
-          <w:sz w:val="28"/>
-          <w:szCs w:val="28"/>
-        </w:rPr>
-        <w:br/>
-        <w:t>• Данные о задолженностях должны сохраняться без потерь при штатном завершении работы.</w:t>
+        <w:t>1.2.3 Требования к организации выходных данных:</w:t>
+      </w:r>
+      <w:r>
+        <w:rPr>
+          <w:sz w:val="28"/>
+          <w:szCs w:val="28"/>
+        </w:rPr>
+        <w:br/>
+        <w:t xml:space="preserve">• Отображение на экране списков студентов, статусов выполнения работ и </w:t>
+      </w:r>
+      <w:r>
+        <w:rPr>
+          <w:sz w:val="28"/>
+          <w:szCs w:val="28"/>
+        </w:rPr>
+        <w:lastRenderedPageBreak/>
+        <w:t>задолженностей.</w:t>
+      </w:r>
+      <w:r>
+        <w:rPr>
+          <w:sz w:val="28"/>
+          <w:szCs w:val="28"/>
+        </w:rPr>
+        <w:br/>
+        <w:t>• Отображение диаграмм и сводной статистики по группе и по студенту.</w:t>
       </w:r>
     </w:p>
     <w:p>
@@ -838,25 +790,20 @@
         <w:pStyle w:val="x1yc453h"/>
         <w:spacing w:before="0" w:line="360" w:lineRule="auto"/>
         <w:contextualSpacing/>
-        <w:rPr>
-          <w:sz w:val="28"/>
-          <w:szCs w:val="28"/>
-        </w:rPr>
-      </w:pPr>
-      <w:r>
-        <w:rPr>
-          <w:sz w:val="28"/>
-          <w:szCs w:val="28"/>
-        </w:rPr>
-        <w:t>• Пароли пользователей должны храниться в базе данных в хешированном виде (например, с использованием bcrypt).</w:t>
-      </w:r>
-      <w:r>
-        <w:rPr>
-          <w:sz w:val="28"/>
-          <w:szCs w:val="28"/>
-        </w:rPr>
-        <w:br/>
-        <w:t>• Все запросы к базе данных должны выполняться с использованием параметризованных запросов для защиты от SQL-инъекций.</w:t>
+        <w:jc w:val="both"/>
+        <w:rPr>
+          <w:sz w:val="28"/>
+          <w:szCs w:val="28"/>
+        </w:rPr>
+      </w:pPr>
+      <w:r>
+        <w:rPr>
+          <w:b/>
+          <w:bCs/>
+          <w:sz w:val="28"/>
+          <w:szCs w:val="28"/>
+        </w:rPr>
+        <w:t>1.3 Требования к надежности и безопасности</w:t>
       </w:r>
     </w:p>
     <w:p>
@@ -864,12 +811,50 @@
         <w:pStyle w:val="x1yc453h"/>
         <w:spacing w:before="0" w:line="360" w:lineRule="auto"/>
         <w:contextualSpacing/>
-        <w:jc w:val="both"/>
-        <w:rPr>
-          <w:sz w:val="28"/>
-          <w:szCs w:val="28"/>
-        </w:rPr>
-      </w:pPr>
+        <w:rPr>
+          <w:sz w:val="28"/>
+          <w:szCs w:val="28"/>
+        </w:rPr>
+      </w:pPr>
+      <w:r>
+        <w:rPr>
+          <w:sz w:val="28"/>
+          <w:szCs w:val="28"/>
+        </w:rPr>
+        <w:t>• Программный модуль должен корректно обрабатывать исключения при чтении Excel-файла и обработке данных.</w:t>
+      </w:r>
+      <w:r>
+        <w:rPr>
+          <w:sz w:val="28"/>
+          <w:szCs w:val="28"/>
+        </w:rPr>
+        <w:br/>
+        <w:t>• Система не должна аварийно завершаться при возникновении исключительных ситуаций.</w:t>
+      </w:r>
+      <w:r>
+        <w:rPr>
+          <w:sz w:val="28"/>
+          <w:szCs w:val="28"/>
+        </w:rPr>
+        <w:br/>
+        <w:t>• При некорректной структуре файла должно выводиться понятное сообщение об ошибке.</w:t>
+      </w:r>
+      <w:r>
+        <w:rPr>
+          <w:sz w:val="28"/>
+          <w:szCs w:val="28"/>
+        </w:rPr>
+        <w:br/>
+        <w:t>• Приложение не должно изменять исходный Excel-файл.</w:t>
+      </w:r>
+      <w:r>
+        <w:rPr>
+          <w:sz w:val="28"/>
+          <w:szCs w:val="28"/>
+        </w:rPr>
+        <w:br/>
+        <w:t>• Данные, полученные из файла, не должны передаваться во внешние сети.</w:t>
+      </w:r>
     </w:p>
     <w:p>
       <w:pPr>
@@ -1072,7 +1057,6 @@
                 <w:sz w:val="23"/>
                 <w:szCs w:val="23"/>
               </w:rPr>
-              <w:lastRenderedPageBreak/>
               <w:t>Оперативная память</w:t>
             </w:r>
           </w:p>
@@ -1393,29 +1377,21 @@
         <w:contextualSpacing/>
         <w:rPr>
           <w:rFonts w:ascii="Times New Roman" w:hAnsi="Times New Roman" w:cs="Times New Roman"/>
-          <w:sz w:val="28"/>
-          <w:szCs w:val="28"/>
-        </w:rPr>
-      </w:pPr>
-      <w:r>
-        <w:rPr>
-          <w:rFonts w:ascii="Times New Roman" w:hAnsi="Times New Roman" w:cs="Times New Roman"/>
-          <w:b/>
-          <w:bCs/>
-          <w:sz w:val="28"/>
-          <w:szCs w:val="28"/>
-        </w:rPr>
-        <w:t>1</w:t>
-      </w:r>
-      <w:r>
-        <w:rPr>
-          <w:rFonts w:ascii="Times New Roman" w:hAnsi="Times New Roman" w:cs="Times New Roman"/>
-          <w:b/>
-          <w:bCs/>
-          <w:sz w:val="28"/>
-          <w:szCs w:val="28"/>
-        </w:rPr>
-        <w:t>.5 Требования к информационной и программной совместимости</w:t>
+          <w:b/>
+          <w:bCs/>
+          <w:sz w:val="28"/>
+          <w:szCs w:val="28"/>
+        </w:rPr>
+      </w:pPr>
+      <w:r>
+        <w:rPr>
+          <w:rFonts w:ascii="Times New Roman" w:hAnsi="Times New Roman" w:cs="Times New Roman"/>
+          <w:b/>
+          <w:bCs/>
+          <w:sz w:val="28"/>
+          <w:szCs w:val="28"/>
+        </w:rPr>
+        <w:t>1.5 Требования к информационной и программной совместимости</w:t>
       </w:r>
     </w:p>
     <w:p>
@@ -1424,30 +1400,21 @@
         <w:contextualSpacing/>
         <w:rPr>
           <w:rFonts w:ascii="Times New Roman" w:hAnsi="Times New Roman" w:cs="Times New Roman"/>
-          <w:sz w:val="28"/>
-          <w:szCs w:val="28"/>
-        </w:rPr>
-      </w:pPr>
-      <w:r>
-        <w:rPr>
-          <w:rFonts w:ascii="Times New Roman" w:hAnsi="Times New Roman" w:cs="Times New Roman"/>
-          <w:b/>
-          <w:bCs/>
-          <w:sz w:val="28"/>
-          <w:szCs w:val="28"/>
-          <w:lang w:val="en-US"/>
-        </w:rPr>
-        <w:t>1.5.1</w:t>
-      </w:r>
-      <w:r>
-        <w:rPr>
-          <w:rFonts w:ascii="Times New Roman" w:hAnsi="Times New Roman" w:cs="Times New Roman"/>
-          <w:b/>
-          <w:bCs/>
-          <w:sz w:val="28"/>
-          <w:szCs w:val="28"/>
-        </w:rPr>
-        <w:t xml:space="preserve"> Требования к информационным структурам</w:t>
+          <w:b/>
+          <w:bCs/>
+          <w:sz w:val="28"/>
+          <w:szCs w:val="28"/>
+        </w:rPr>
+      </w:pPr>
+      <w:r>
+        <w:rPr>
+          <w:rFonts w:ascii="Times New Roman" w:hAnsi="Times New Roman" w:cs="Times New Roman"/>
+          <w:b/>
+          <w:bCs/>
+          <w:sz w:val="28"/>
+          <w:szCs w:val="28"/>
+        </w:rPr>
+        <w:t>1.5.1 Требования к информационным структурам</w:t>
       </w:r>
     </w:p>
     <w:p>
@@ -1456,13 +1423,17 @@
         <w:contextualSpacing/>
         <w:rPr>
           <w:rFonts w:ascii="Times New Roman" w:hAnsi="Times New Roman" w:cs="Times New Roman"/>
-          <w:sz w:val="28"/>
-          <w:szCs w:val="28"/>
-        </w:rPr>
-      </w:pPr>
-      <w:r>
-        <w:rPr>
-          <w:rFonts w:ascii="Times New Roman" w:hAnsi="Times New Roman" w:cs="Times New Roman"/>
+          <w:b/>
+          <w:bCs/>
+          <w:sz w:val="28"/>
+          <w:szCs w:val="28"/>
+        </w:rPr>
+      </w:pPr>
+      <w:r>
+        <w:rPr>
+          <w:rFonts w:ascii="Times New Roman" w:hAnsi="Times New Roman" w:cs="Times New Roman"/>
+          <w:b/>
+          <w:bCs/>
           <w:sz w:val="28"/>
           <w:szCs w:val="28"/>
         </w:rPr>
@@ -1471,29 +1442,29 @@
       <w:r>
         <w:rPr>
           <w:rFonts w:ascii="Times New Roman" w:hAnsi="Times New Roman" w:cs="Times New Roman"/>
-          <w:sz w:val="28"/>
-          <w:szCs w:val="28"/>
-        </w:rPr>
-        <w:br/>
-        <w:t>• Данные о студентах, группах, курсах, курсовых, лекционных и лабораторных работах.</w:t>
-      </w:r>
-      <w:r>
-        <w:rPr>
-          <w:rFonts w:ascii="Times New Roman" w:hAnsi="Times New Roman" w:cs="Times New Roman"/>
-          <w:sz w:val="28"/>
-          <w:szCs w:val="28"/>
-        </w:rPr>
-        <w:br/>
-        <w:t>• Отметки о выполнении работ студентами.</w:t>
-      </w:r>
-      <w:r>
-        <w:rPr>
-          <w:rFonts w:ascii="Times New Roman" w:hAnsi="Times New Roman" w:cs="Times New Roman"/>
-          <w:sz w:val="28"/>
-          <w:szCs w:val="28"/>
-        </w:rPr>
-        <w:br/>
-        <w:t>• Параметры формирования отчётов (выбор группы или студента).</w:t>
+          <w:b/>
+          <w:bCs/>
+          <w:sz w:val="28"/>
+          <w:szCs w:val="28"/>
+        </w:rPr>
+        <w:br/>
+      </w:r>
+      <w:r>
+        <w:rPr>
+          <w:rFonts w:ascii="Times New Roman" w:hAnsi="Times New Roman" w:cs="Times New Roman"/>
+          <w:sz w:val="28"/>
+          <w:szCs w:val="28"/>
+        </w:rPr>
+        <w:t>• Excel-файл с таблицей успеваемости.</w:t>
+      </w:r>
+      <w:r>
+        <w:rPr>
+          <w:rFonts w:ascii="Times New Roman" w:hAnsi="Times New Roman" w:cs="Times New Roman"/>
+          <w:sz w:val="28"/>
+          <w:szCs w:val="28"/>
+        </w:rPr>
+        <w:br/>
+        <w:t>• Структура файла: строки — студенты, столбцы — работы и даты, ячейки — баллы или отметки о выполнении.</w:t>
       </w:r>
     </w:p>
     <w:p>
@@ -1502,13 +1473,17 @@
         <w:contextualSpacing/>
         <w:rPr>
           <w:rFonts w:ascii="Times New Roman" w:hAnsi="Times New Roman" w:cs="Times New Roman"/>
-          <w:sz w:val="28"/>
-          <w:szCs w:val="28"/>
-        </w:rPr>
-      </w:pPr>
-      <w:r>
-        <w:rPr>
-          <w:rFonts w:ascii="Times New Roman" w:hAnsi="Times New Roman" w:cs="Times New Roman"/>
+          <w:b/>
+          <w:bCs/>
+          <w:sz w:val="28"/>
+          <w:szCs w:val="28"/>
+        </w:rPr>
+      </w:pPr>
+      <w:r>
+        <w:rPr>
+          <w:rFonts w:ascii="Times New Roman" w:hAnsi="Times New Roman" w:cs="Times New Roman"/>
+          <w:b/>
+          <w:bCs/>
           <w:sz w:val="28"/>
           <w:szCs w:val="28"/>
         </w:rPr>
@@ -1517,10 +1492,19 @@
       <w:r>
         <w:rPr>
           <w:rFonts w:ascii="Times New Roman" w:hAnsi="Times New Roman" w:cs="Times New Roman"/>
-          <w:sz w:val="28"/>
-          <w:szCs w:val="28"/>
-        </w:rPr>
-        <w:br/>
+          <w:b/>
+          <w:bCs/>
+          <w:sz w:val="28"/>
+          <w:szCs w:val="28"/>
+        </w:rPr>
+        <w:br/>
+      </w:r>
+      <w:r>
+        <w:rPr>
+          <w:rFonts w:ascii="Times New Roman" w:hAnsi="Times New Roman" w:cs="Times New Roman"/>
+          <w:sz w:val="28"/>
+          <w:szCs w:val="28"/>
+        </w:rPr>
         <w:t>• Списки студентов с их задолженностями.</w:t>
       </w:r>
       <w:r>
@@ -1530,6 +1514,14 @@
           <w:szCs w:val="28"/>
         </w:rPr>
         <w:br/>
+      </w:r>
+      <w:r>
+        <w:rPr>
+          <w:rFonts w:ascii="Times New Roman" w:hAnsi="Times New Roman" w:cs="Times New Roman"/>
+          <w:sz w:val="28"/>
+          <w:szCs w:val="28"/>
+        </w:rPr>
+        <w:lastRenderedPageBreak/>
         <w:t>• Статусы выполнения работ.</w:t>
       </w:r>
       <w:r>
@@ -1539,7 +1531,7 @@
           <w:szCs w:val="28"/>
         </w:rPr>
         <w:br/>
-        <w:t>• PDF-отчёты со статистикой по группе и по студенту.</w:t>
+        <w:t>• Диаграммы и сводная статистика по группе и по студенту.</w:t>
       </w:r>
     </w:p>
     <w:p>
@@ -1548,74 +1540,66 @@
         <w:contextualSpacing/>
         <w:rPr>
           <w:rFonts w:ascii="Times New Roman" w:hAnsi="Times New Roman" w:cs="Times New Roman"/>
-          <w:sz w:val="28"/>
-          <w:szCs w:val="28"/>
-        </w:rPr>
-      </w:pPr>
-      <w:r>
-        <w:rPr>
-          <w:rFonts w:ascii="Times New Roman" w:hAnsi="Times New Roman" w:cs="Times New Roman"/>
-          <w:b/>
-          <w:bCs/>
-          <w:sz w:val="28"/>
-          <w:szCs w:val="28"/>
-        </w:rPr>
-        <w:t>1.5.</w:t>
-      </w:r>
-      <w:r>
-        <w:rPr>
-          <w:rFonts w:ascii="Times New Roman" w:hAnsi="Times New Roman" w:cs="Times New Roman"/>
-          <w:b/>
-          <w:bCs/>
-          <w:sz w:val="28"/>
-          <w:szCs w:val="28"/>
-        </w:rPr>
-        <w:t>2. Требования к методам решения</w:t>
-      </w:r>
-      <w:r>
-        <w:rPr>
-          <w:rFonts w:ascii="Times New Roman" w:hAnsi="Times New Roman" w:cs="Times New Roman"/>
-          <w:sz w:val="28"/>
-          <w:szCs w:val="28"/>
-        </w:rPr>
-        <w:br/>
-        <w:t xml:space="preserve">• Использование объектно-ориентированного подхода на языке </w:t>
-      </w:r>
-      <w:r>
-        <w:rPr>
-          <w:rFonts w:ascii="Times New Roman" w:hAnsi="Times New Roman" w:cs="Times New Roman"/>
-          <w:sz w:val="28"/>
-          <w:szCs w:val="28"/>
-          <w:lang w:val="en-US"/>
-        </w:rPr>
-        <w:t>Python</w:t>
-      </w:r>
-      <w:r>
-        <w:rPr>
-          <w:rFonts w:ascii="Times New Roman" w:hAnsi="Times New Roman" w:cs="Times New Roman"/>
-          <w:sz w:val="28"/>
-          <w:szCs w:val="28"/>
-        </w:rPr>
-        <w:br/>
-        <w:t>• Применение реляционной базы данных PostgreSQL для хранения и обработки данных.</w:t>
-      </w:r>
-      <w:r>
-        <w:rPr>
-          <w:rFonts w:ascii="Times New Roman" w:hAnsi="Times New Roman" w:cs="Times New Roman"/>
-          <w:sz w:val="28"/>
-          <w:szCs w:val="28"/>
-        </w:rPr>
-        <w:br/>
-        <w:t>• Реализация серверной бизнес-логики и REST-взаимодействия с клиентской частью.</w:t>
-      </w:r>
-      <w:r>
-        <w:rPr>
-          <w:rFonts w:ascii="Times New Roman" w:hAnsi="Times New Roman" w:cs="Times New Roman"/>
-          <w:sz w:val="28"/>
-          <w:szCs w:val="28"/>
-        </w:rPr>
-        <w:br/>
-        <w:t>• Формирование PDF-отчётов на стороне сервера.</w:t>
+          <w:b/>
+          <w:bCs/>
+          <w:sz w:val="28"/>
+          <w:szCs w:val="28"/>
+        </w:rPr>
+      </w:pPr>
+      <w:r>
+        <w:rPr>
+          <w:rFonts w:ascii="Times New Roman" w:hAnsi="Times New Roman" w:cs="Times New Roman"/>
+          <w:b/>
+          <w:bCs/>
+          <w:sz w:val="28"/>
+          <w:szCs w:val="28"/>
+        </w:rPr>
+        <w:t>1.5.2 Требования к методам решения</w:t>
+      </w:r>
+      <w:r>
+        <w:rPr>
+          <w:rFonts w:ascii="Times New Roman" w:hAnsi="Times New Roman" w:cs="Times New Roman"/>
+          <w:b/>
+          <w:bCs/>
+          <w:sz w:val="28"/>
+          <w:szCs w:val="28"/>
+        </w:rPr>
+        <w:br/>
+      </w:r>
+      <w:r>
+        <w:rPr>
+          <w:rFonts w:ascii="Times New Roman" w:hAnsi="Times New Roman" w:cs="Times New Roman"/>
+          <w:sz w:val="28"/>
+          <w:szCs w:val="28"/>
+        </w:rPr>
+        <w:t>• Использование объектно-ориентированного подхода на языке Python.</w:t>
+      </w:r>
+      <w:r>
+        <w:rPr>
+          <w:rFonts w:ascii="Times New Roman" w:hAnsi="Times New Roman" w:cs="Times New Roman"/>
+          <w:sz w:val="28"/>
+          <w:szCs w:val="28"/>
+        </w:rPr>
+        <w:br/>
+        <w:t>• Применение библиотек для чтения Excel-файлов (openpyxl, pandas).</w:t>
+      </w:r>
+      <w:r>
+        <w:rPr>
+          <w:rFonts w:ascii="Times New Roman" w:hAnsi="Times New Roman" w:cs="Times New Roman"/>
+          <w:sz w:val="28"/>
+          <w:szCs w:val="28"/>
+        </w:rPr>
+        <w:br/>
+        <w:t>• Реализация десктопного интерфейса с использованием Tkinter.</w:t>
+      </w:r>
+      <w:r>
+        <w:rPr>
+          <w:rFonts w:ascii="Times New Roman" w:hAnsi="Times New Roman" w:cs="Times New Roman"/>
+          <w:sz w:val="28"/>
+          <w:szCs w:val="28"/>
+        </w:rPr>
+        <w:br/>
+        <w:t>• Построение диаграмм с использованием matplotlib.</w:t>
       </w:r>
     </w:p>
     <w:p>
@@ -1624,63 +1608,39 @@
         <w:contextualSpacing/>
         <w:rPr>
           <w:rFonts w:ascii="Times New Roman" w:hAnsi="Times New Roman" w:cs="Times New Roman"/>
-          <w:sz w:val="28"/>
-          <w:szCs w:val="28"/>
-        </w:rPr>
-      </w:pPr>
-      <w:r>
-        <w:rPr>
-          <w:rFonts w:ascii="Times New Roman" w:hAnsi="Times New Roman" w:cs="Times New Roman"/>
-          <w:b/>
-          <w:bCs/>
-          <w:sz w:val="28"/>
-          <w:szCs w:val="28"/>
-        </w:rPr>
-        <w:t>1.5.</w:t>
-      </w:r>
-      <w:r>
-        <w:rPr>
-          <w:rFonts w:ascii="Times New Roman" w:hAnsi="Times New Roman" w:cs="Times New Roman"/>
-          <w:b/>
-          <w:bCs/>
-          <w:sz w:val="28"/>
-          <w:szCs w:val="28"/>
-        </w:rPr>
-        <w:t>3. Требования к исходным кодам</w:t>
-      </w:r>
-      <w:r>
-        <w:rPr>
-          <w:rFonts w:ascii="Times New Roman" w:hAnsi="Times New Roman" w:cs="Times New Roman"/>
-          <w:sz w:val="28"/>
-          <w:szCs w:val="28"/>
-        </w:rPr>
-        <w:br/>
-        <w:t xml:space="preserve">• Исходный код должен быть написан на языке </w:t>
-      </w:r>
-      <w:r>
-        <w:rPr>
-          <w:rFonts w:ascii="Times New Roman" w:hAnsi="Times New Roman" w:cs="Times New Roman"/>
-          <w:sz w:val="28"/>
-          <w:szCs w:val="28"/>
-          <w:lang w:val="en-US"/>
-        </w:rPr>
-        <w:t>Python</w:t>
-      </w:r>
-      <w:r>
-        <w:rPr>
-          <w:rFonts w:ascii="Times New Roman" w:hAnsi="Times New Roman" w:cs="Times New Roman"/>
-          <w:sz w:val="28"/>
-          <w:szCs w:val="28"/>
-        </w:rPr>
-        <w:t xml:space="preserve"> </w:t>
-      </w:r>
-      <w:r>
-        <w:rPr>
-          <w:rFonts w:ascii="Times New Roman" w:hAnsi="Times New Roman" w:cs="Times New Roman"/>
-          <w:sz w:val="28"/>
-          <w:szCs w:val="28"/>
-        </w:rPr>
-        <w:t>в соответствии с соглашениями по именованию и структурой проекта.</w:t>
+          <w:b/>
+          <w:bCs/>
+          <w:sz w:val="28"/>
+          <w:szCs w:val="28"/>
+        </w:rPr>
+      </w:pPr>
+      <w:r>
+        <w:rPr>
+          <w:rFonts w:ascii="Times New Roman" w:hAnsi="Times New Roman" w:cs="Times New Roman"/>
+          <w:b/>
+          <w:bCs/>
+          <w:sz w:val="28"/>
+          <w:szCs w:val="28"/>
+        </w:rPr>
+        <w:t>1.5.3 Требования к исходным кодам</w:t>
+      </w:r>
+      <w:r>
+        <w:rPr>
+          <w:rFonts w:ascii="Times New Roman" w:hAnsi="Times New Roman" w:cs="Times New Roman"/>
+          <w:b/>
+          <w:bCs/>
+          <w:sz w:val="28"/>
+          <w:szCs w:val="28"/>
+        </w:rPr>
+        <w:br/>
+      </w:r>
+      <w:r>
+        <w:rPr>
+          <w:rFonts w:ascii="Times New Roman" w:hAnsi="Times New Roman" w:cs="Times New Roman"/>
+          <w:sz w:val="28"/>
+          <w:szCs w:val="28"/>
+        </w:rPr>
+        <w:t>• Исходный код должен быть написан на языке Python в соответствии с соглашениями по именованию и структурой проекта.</w:t>
       </w:r>
       <w:r>
         <w:rPr>
@@ -1694,55 +1654,47 @@
       <w:r>
         <w:rPr>
           <w:rFonts w:ascii="Times New Roman" w:hAnsi="Times New Roman" w:cs="Times New Roman"/>
-          <w:sz w:val="28"/>
-          <w:szCs w:val="28"/>
-        </w:rPr>
-        <w:br/>
-        <w:t>o Управление студентами</w:t>
-      </w:r>
-      <w:r>
-        <w:rPr>
-          <w:rFonts w:ascii="Times New Roman" w:hAnsi="Times New Roman" w:cs="Times New Roman"/>
-          <w:sz w:val="28"/>
-          <w:szCs w:val="28"/>
-        </w:rPr>
-        <w:br/>
-      </w:r>
-      <w:r>
-        <w:rPr>
-          <w:rFonts w:ascii="Times New Roman" w:hAnsi="Times New Roman" w:cs="Times New Roman"/>
-          <w:sz w:val="28"/>
-          <w:szCs w:val="28"/>
-        </w:rPr>
-        <w:lastRenderedPageBreak/>
-        <w:t>o Управление курсами и работами</w:t>
-      </w:r>
-      <w:r>
-        <w:rPr>
-          <w:rFonts w:ascii="Times New Roman" w:hAnsi="Times New Roman" w:cs="Times New Roman"/>
-          <w:sz w:val="28"/>
-          <w:szCs w:val="28"/>
-        </w:rPr>
-        <w:br/>
-        <w:t>o Учёт выполнения работ</w:t>
-      </w:r>
-      <w:r>
-        <w:rPr>
-          <w:rFonts w:ascii="Times New Roman" w:hAnsi="Times New Roman" w:cs="Times New Roman"/>
-          <w:sz w:val="28"/>
-          <w:szCs w:val="28"/>
-        </w:rPr>
-        <w:br/>
-        <w:t>o Формирование отчётности</w:t>
-      </w:r>
-      <w:r>
-        <w:rPr>
-          <w:rFonts w:ascii="Times New Roman" w:hAnsi="Times New Roman" w:cs="Times New Roman"/>
-          <w:sz w:val="28"/>
-          <w:szCs w:val="28"/>
-        </w:rPr>
-        <w:br/>
-        <w:t>o Обработка пользовательских запросов</w:t>
+          <w:b/>
+          <w:bCs/>
+          <w:sz w:val="28"/>
+          <w:szCs w:val="28"/>
+        </w:rPr>
+        <w:br/>
+      </w:r>
+      <w:r>
+        <w:rPr>
+          <w:rFonts w:ascii="Times New Roman" w:hAnsi="Times New Roman" w:cs="Times New Roman"/>
+          <w:sz w:val="28"/>
+          <w:szCs w:val="28"/>
+        </w:rPr>
+        <w:t>o Импорт и чтение Excel-файла</w:t>
+      </w:r>
+      <w:r>
+        <w:rPr>
+          <w:rFonts w:ascii="Times New Roman" w:hAnsi="Times New Roman" w:cs="Times New Roman"/>
+          <w:sz w:val="28"/>
+          <w:szCs w:val="28"/>
+        </w:rPr>
+        <w:br/>
+        <w:t>o Обработка и структурирование данных</w:t>
+      </w:r>
+      <w:r>
+        <w:rPr>
+          <w:rFonts w:ascii="Times New Roman" w:hAnsi="Times New Roman" w:cs="Times New Roman"/>
+          <w:sz w:val="28"/>
+          <w:szCs w:val="28"/>
+        </w:rPr>
+        <w:br/>
+        <w:t>o Визуализация данных</w:t>
+      </w:r>
+      <w:r>
+        <w:rPr>
+          <w:rFonts w:ascii="Times New Roman" w:hAnsi="Times New Roman" w:cs="Times New Roman"/>
+          <w:sz w:val="28"/>
+          <w:szCs w:val="28"/>
+        </w:rPr>
+        <w:br/>
+        <w:t>o Графический интерфейс пользователя</w:t>
       </w:r>
     </w:p>
     <w:p>
@@ -1751,30 +1703,21 @@
         <w:contextualSpacing/>
         <w:rPr>
           <w:rFonts w:ascii="Times New Roman" w:hAnsi="Times New Roman" w:cs="Times New Roman"/>
-          <w:sz w:val="28"/>
-          <w:szCs w:val="28"/>
-        </w:rPr>
-      </w:pPr>
-      <w:r>
-        <w:rPr>
-          <w:rFonts w:ascii="Times New Roman" w:hAnsi="Times New Roman" w:cs="Times New Roman"/>
-          <w:b/>
-          <w:bCs/>
-          <w:sz w:val="28"/>
-          <w:szCs w:val="28"/>
-          <w:lang w:val="en-US"/>
-        </w:rPr>
-        <w:t>1.5.</w:t>
-      </w:r>
-      <w:r>
-        <w:rPr>
-          <w:rFonts w:ascii="Times New Roman" w:hAnsi="Times New Roman" w:cs="Times New Roman"/>
-          <w:b/>
-          <w:bCs/>
-          <w:sz w:val="28"/>
-          <w:szCs w:val="28"/>
-        </w:rPr>
-        <w:t>4. Требования к языкам программирования и программным средствам</w:t>
+          <w:b/>
+          <w:bCs/>
+          <w:sz w:val="28"/>
+          <w:szCs w:val="28"/>
+        </w:rPr>
+      </w:pPr>
+      <w:r>
+        <w:rPr>
+          <w:rFonts w:ascii="Times New Roman" w:hAnsi="Times New Roman" w:cs="Times New Roman"/>
+          <w:b/>
+          <w:bCs/>
+          <w:sz w:val="28"/>
+          <w:szCs w:val="28"/>
+        </w:rPr>
+        <w:t>1.5.4 Требования к языкам программирования и программным средствам</w:t>
       </w:r>
     </w:p>
     <w:p>
@@ -1793,16 +1736,7 @@
           <w:sz w:val="28"/>
           <w:szCs w:val="28"/>
         </w:rPr>
-        <w:t xml:space="preserve">Язык программирования: </w:t>
-      </w:r>
-      <w:r>
-        <w:rPr>
-          <w:rFonts w:ascii="Times New Roman" w:hAnsi="Times New Roman" w:cs="Times New Roman"/>
-          <w:sz w:val="28"/>
-          <w:szCs w:val="28"/>
-          <w:lang w:val="en-US"/>
-        </w:rPr>
-        <w:t>Python</w:t>
+        <w:t>Язык программирования: Python</w:t>
       </w:r>
     </w:p>
     <w:p>
@@ -1811,14 +1745,17 @@
         <w:contextualSpacing/>
         <w:rPr>
           <w:rFonts w:ascii="Times New Roman" w:hAnsi="Times New Roman" w:cs="Times New Roman"/>
-          <w:sz w:val="28"/>
-          <w:szCs w:val="28"/>
-          <w:lang w:val="en-US"/>
-        </w:rPr>
-      </w:pPr>
-      <w:r>
-        <w:rPr>
-          <w:rFonts w:ascii="Times New Roman" w:hAnsi="Times New Roman" w:cs="Times New Roman"/>
+          <w:b/>
+          <w:bCs/>
+          <w:sz w:val="28"/>
+          <w:szCs w:val="28"/>
+        </w:rPr>
+      </w:pPr>
+      <w:r>
+        <w:rPr>
+          <w:rFonts w:ascii="Times New Roman" w:hAnsi="Times New Roman" w:cs="Times New Roman"/>
+          <w:b/>
+          <w:bCs/>
           <w:sz w:val="28"/>
           <w:szCs w:val="28"/>
         </w:rPr>
@@ -1827,19 +1764,19 @@
       <w:r>
         <w:rPr>
           <w:rFonts w:ascii="Times New Roman" w:hAnsi="Times New Roman" w:cs="Times New Roman"/>
-          <w:sz w:val="28"/>
-          <w:szCs w:val="28"/>
-        </w:rPr>
-        <w:br/>
-        <w:t>• СУБД: PostgreSQL</w:t>
-      </w:r>
-      <w:r>
-        <w:rPr>
-          <w:rFonts w:ascii="Times New Roman" w:hAnsi="Times New Roman" w:cs="Times New Roman"/>
-          <w:sz w:val="28"/>
-          <w:szCs w:val="28"/>
-        </w:rPr>
-        <w:br/>
+          <w:b/>
+          <w:bCs/>
+          <w:sz w:val="28"/>
+          <w:szCs w:val="28"/>
+        </w:rPr>
+        <w:br/>
+      </w:r>
+      <w:r>
+        <w:rPr>
+          <w:rFonts w:ascii="Times New Roman" w:hAnsi="Times New Roman" w:cs="Times New Roman"/>
+          <w:sz w:val="28"/>
+          <w:szCs w:val="28"/>
+        </w:rPr>
         <w:t>• Среда разработки: Visual Studio Code или аналогичная</w:t>
       </w:r>
       <w:r>
@@ -1854,47 +1791,38 @@
       <w:r>
         <w:rPr>
           <w:rFonts w:ascii="Times New Roman" w:hAnsi="Times New Roman" w:cs="Times New Roman"/>
-          <w:sz w:val="28"/>
-          <w:szCs w:val="28"/>
-        </w:rPr>
-        <w:br/>
-        <w:t xml:space="preserve">o </w:t>
-      </w:r>
-      <w:r>
-        <w:rPr>
-          <w:rFonts w:ascii="Times New Roman" w:hAnsi="Times New Roman" w:cs="Times New Roman"/>
-          <w:sz w:val="28"/>
-          <w:szCs w:val="28"/>
-          <w:lang w:val="en-US"/>
-        </w:rPr>
-        <w:t>Tkinter</w:t>
-      </w:r>
-      <w:r>
-        <w:rPr>
-          <w:rFonts w:ascii="Times New Roman" w:hAnsi="Times New Roman" w:cs="Times New Roman"/>
-          <w:sz w:val="28"/>
-          <w:szCs w:val="28"/>
-        </w:rPr>
-        <w:br/>
-        <w:t>o Библиотека для генерации PDF</w:t>
-      </w:r>
-      <w:r>
-        <w:rPr>
-          <w:rFonts w:ascii="Times New Roman" w:hAnsi="Times New Roman" w:cs="Times New Roman"/>
-          <w:sz w:val="28"/>
-          <w:szCs w:val="28"/>
-        </w:rPr>
-        <w:br/>
-        <w:t xml:space="preserve">o </w:t>
-      </w:r>
-      <w:r>
-        <w:rPr>
-          <w:rFonts w:ascii="Times New Roman" w:hAnsi="Times New Roman" w:cs="Times New Roman"/>
-          <w:sz w:val="28"/>
-          <w:szCs w:val="28"/>
-          <w:lang w:val="en-US"/>
-        </w:rPr>
-        <w:t>Psycorg</w:t>
+          <w:b/>
+          <w:bCs/>
+          <w:sz w:val="28"/>
+          <w:szCs w:val="28"/>
+        </w:rPr>
+        <w:br/>
+      </w:r>
+      <w:r>
+        <w:rPr>
+          <w:rFonts w:ascii="Times New Roman" w:hAnsi="Times New Roman" w:cs="Times New Roman"/>
+          <w:sz w:val="28"/>
+          <w:szCs w:val="28"/>
+        </w:rPr>
+        <w:t>o Tkinter — для графического интерфейса</w:t>
+      </w:r>
+      <w:r>
+        <w:rPr>
+          <w:rFonts w:ascii="Times New Roman" w:hAnsi="Times New Roman" w:cs="Times New Roman"/>
+          <w:sz w:val="28"/>
+          <w:szCs w:val="28"/>
+        </w:rPr>
+        <w:br/>
+        <w:t>o openpyxl / pandas — для чтения Excel-файлов</w:t>
+      </w:r>
+      <w:r>
+        <w:rPr>
+          <w:rFonts w:ascii="Times New Roman" w:hAnsi="Times New Roman" w:cs="Times New Roman"/>
+          <w:sz w:val="28"/>
+          <w:szCs w:val="28"/>
+        </w:rPr>
+        <w:br/>
+        <w:t>o matplotlib — для построения диаграмм</w:t>
       </w:r>
     </w:p>
     <w:p>
@@ -1903,39 +1831,38 @@
         <w:contextualSpacing/>
         <w:rPr>
           <w:rFonts w:ascii="Times New Roman" w:hAnsi="Times New Roman" w:cs="Times New Roman"/>
-          <w:sz w:val="28"/>
-          <w:szCs w:val="28"/>
-          <w:lang w:val="en-US"/>
-        </w:rPr>
-      </w:pPr>
-      <w:r>
-        <w:rPr>
-          <w:rFonts w:ascii="Times New Roman" w:hAnsi="Times New Roman" w:cs="Times New Roman"/>
-          <w:b/>
-          <w:bCs/>
-          <w:sz w:val="28"/>
-          <w:szCs w:val="28"/>
-          <w:lang w:val="en-US"/>
-        </w:rPr>
-        <w:t>1.5.</w:t>
-      </w:r>
-      <w:r>
-        <w:rPr>
-          <w:rFonts w:ascii="Times New Roman" w:hAnsi="Times New Roman" w:cs="Times New Roman"/>
-          <w:b/>
-          <w:bCs/>
-          <w:sz w:val="28"/>
-          <w:szCs w:val="28"/>
-        </w:rPr>
-        <w:t>6. Совместимость</w:t>
-      </w:r>
-      <w:r>
-        <w:rPr>
-          <w:rFonts w:ascii="Times New Roman" w:hAnsi="Times New Roman" w:cs="Times New Roman"/>
-          <w:sz w:val="28"/>
-          <w:szCs w:val="28"/>
-        </w:rPr>
-        <w:br/>
+          <w:b/>
+          <w:bCs/>
+          <w:sz w:val="28"/>
+          <w:szCs w:val="28"/>
+        </w:rPr>
+      </w:pPr>
+      <w:r>
+        <w:rPr>
+          <w:rFonts w:ascii="Times New Roman" w:hAnsi="Times New Roman" w:cs="Times New Roman"/>
+          <w:b/>
+          <w:bCs/>
+          <w:sz w:val="28"/>
+          <w:szCs w:val="28"/>
+        </w:rPr>
+        <w:t>1.5.6 Совместимость</w:t>
+      </w:r>
+      <w:r>
+        <w:rPr>
+          <w:rFonts w:ascii="Times New Roman" w:hAnsi="Times New Roman" w:cs="Times New Roman"/>
+          <w:b/>
+          <w:bCs/>
+          <w:sz w:val="28"/>
+          <w:szCs w:val="28"/>
+        </w:rPr>
+        <w:br/>
+      </w:r>
+      <w:r>
+        <w:rPr>
+          <w:rFonts w:ascii="Times New Roman" w:hAnsi="Times New Roman" w:cs="Times New Roman"/>
+          <w:sz w:val="28"/>
+          <w:szCs w:val="28"/>
+        </w:rPr>
         <w:t>• Совместимость с платформами: Windows</w:t>
       </w:r>
       <w:r>
@@ -1945,7 +1872,28 @@
           <w:szCs w:val="28"/>
         </w:rPr>
         <w:br/>
-      </w:r>
+        <w:t>• Совместимость с форматами Excel (.xlsx)</w:t>
+      </w:r>
+      <w:r>
+        <w:rPr>
+          <w:rFonts w:ascii="Times New Roman" w:hAnsi="Times New Roman" w:cs="Times New Roman"/>
+          <w:sz w:val="28"/>
+          <w:szCs w:val="28"/>
+        </w:rPr>
+        <w:br/>
+        <w:t>• Поддержка различных разрешений экрана</w:t>
+      </w:r>
+    </w:p>
+    <w:p>
+      <w:pPr>
+        <w:spacing w:after="0" w:line="360" w:lineRule="auto"/>
+        <w:contextualSpacing/>
+        <w:rPr>
+          <w:rFonts w:ascii="Times New Roman" w:hAnsi="Times New Roman" w:cs="Times New Roman"/>
+          <w:sz w:val="28"/>
+          <w:szCs w:val="28"/>
+        </w:rPr>
+      </w:pPr>
     </w:p>
     <w:p>
       <w:pPr>
@@ -2539,6 +2487,119 @@
     <w:nsid w:val="73B077A7"/>
     <w:multiLevelType w:val="multilevel"/>
     <w:tmpl w:val="070CB538"/>
+    <w:lvl w:ilvl="0">
+      <w:start w:val="1"/>
+      <w:numFmt w:val="decimal"/>
+      <w:lvlText w:val="%1."/>
+      <w:lvlJc w:val="left"/>
+      <w:pPr>
+        <w:tabs>
+          <w:tab w:val="num" w:pos="720"/>
+        </w:tabs>
+        <w:ind w:left="720" w:hanging="360"/>
+      </w:pPr>
+    </w:lvl>
+    <w:lvl w:ilvl="1" w:tentative="1">
+      <w:start w:val="1"/>
+      <w:numFmt w:val="decimal"/>
+      <w:lvlText w:val="%2."/>
+      <w:lvlJc w:val="left"/>
+      <w:pPr>
+        <w:tabs>
+          <w:tab w:val="num" w:pos="1440"/>
+        </w:tabs>
+        <w:ind w:left="1440" w:hanging="360"/>
+      </w:pPr>
+    </w:lvl>
+    <w:lvl w:ilvl="2" w:tentative="1">
+      <w:start w:val="1"/>
+      <w:numFmt w:val="decimal"/>
+      <w:lvlText w:val="%3."/>
+      <w:lvlJc w:val="left"/>
+      <w:pPr>
+        <w:tabs>
+          <w:tab w:val="num" w:pos="2160"/>
+        </w:tabs>
+        <w:ind w:left="2160" w:hanging="360"/>
+      </w:pPr>
+    </w:lvl>
+    <w:lvl w:ilvl="3" w:tentative="1">
+      <w:start w:val="1"/>
+      <w:numFmt w:val="decimal"/>
+      <w:lvlText w:val="%4."/>
+      <w:lvlJc w:val="left"/>
+      <w:pPr>
+        <w:tabs>
+          <w:tab w:val="num" w:pos="2880"/>
+        </w:tabs>
+        <w:ind w:left="2880" w:hanging="360"/>
+      </w:pPr>
+    </w:lvl>
+    <w:lvl w:ilvl="4" w:tentative="1">
+      <w:start w:val="1"/>
+      <w:numFmt w:val="decimal"/>
+      <w:lvlText w:val="%5."/>
+      <w:lvlJc w:val="left"/>
+      <w:pPr>
+        <w:tabs>
+          <w:tab w:val="num" w:pos="3600"/>
+        </w:tabs>
+        <w:ind w:left="3600" w:hanging="360"/>
+      </w:pPr>
+    </w:lvl>
+    <w:lvl w:ilvl="5" w:tentative="1">
+      <w:start w:val="1"/>
+      <w:numFmt w:val="decimal"/>
+      <w:lvlText w:val="%6."/>
+      <w:lvlJc w:val="left"/>
+      <w:pPr>
+        <w:tabs>
+          <w:tab w:val="num" w:pos="4320"/>
+        </w:tabs>
+        <w:ind w:left="4320" w:hanging="360"/>
+      </w:pPr>
+    </w:lvl>
+    <w:lvl w:ilvl="6" w:tentative="1">
+      <w:start w:val="1"/>
+      <w:numFmt w:val="decimal"/>
+      <w:lvlText w:val="%7."/>
+      <w:lvlJc w:val="left"/>
+      <w:pPr>
+        <w:tabs>
+          <w:tab w:val="num" w:pos="5040"/>
+        </w:tabs>
+        <w:ind w:left="5040" w:hanging="360"/>
+      </w:pPr>
+    </w:lvl>
+    <w:lvl w:ilvl="7" w:tentative="1">
+      <w:start w:val="1"/>
+      <w:numFmt w:val="decimal"/>
+      <w:lvlText w:val="%8."/>
+      <w:lvlJc w:val="left"/>
+      <w:pPr>
+        <w:tabs>
+          <w:tab w:val="num" w:pos="5760"/>
+        </w:tabs>
+        <w:ind w:left="5760" w:hanging="360"/>
+      </w:pPr>
+    </w:lvl>
+    <w:lvl w:ilvl="8" w:tentative="1">
+      <w:start w:val="1"/>
+      <w:numFmt w:val="decimal"/>
+      <w:lvlText w:val="%9."/>
+      <w:lvlJc w:val="left"/>
+      <w:pPr>
+        <w:tabs>
+          <w:tab w:val="num" w:pos="6480"/>
+        </w:tabs>
+        <w:ind w:left="6480" w:hanging="360"/>
+      </w:pPr>
+    </w:lvl>
+  </w:abstractNum>
+  <w:abstractNum w:abstractNumId="6" w15:restartNumberingAfterBreak="0">
+    <w:nsid w:val="798D7609"/>
+    <w:multiLevelType w:val="multilevel"/>
+    <w:tmpl w:val="06CADFEC"/>
     <w:lvl w:ilvl="0">
       <w:start w:val="1"/>
       <w:numFmt w:val="decimal"/>
@@ -2665,6 +2726,9 @@
   </w:num>
   <w:num w:numId="6" w16cid:durableId="550851739">
     <w:abstractNumId w:val="1"/>
+  </w:num>
+  <w:num w:numId="7" w16cid:durableId="2043481397">
+    <w:abstractNumId w:val="6"/>
   </w:num>
 </w:numbering>
 </file>
